--- a/USLM-2_0-Review-Guide-v2_0_12-clean.docx
+++ b/USLM-2_0-Review-Guide-v2_0_12-clean.docx
@@ -1,6 +1,6 @@
 
 <file path=word/document.xml><?xml version="1.0" encoding="utf-8"?>
-<w:document xmlns:wpc="http://schemas.microsoft.com/office/word/2010/wordprocessingCanvas" xmlns:cx="http://schemas.microsoft.com/office/drawing/2014/chartex" xmlns:cx1="http://schemas.microsoft.com/office/drawing/2015/9/8/chartex" xmlns:cx2="http://schemas.microsoft.com/office/drawing/2015/10/21/chartex" xmlns:cx3="http://schemas.microsoft.com/office/drawing/2016/5/9/chartex" xmlns:cx4="http://schemas.microsoft.com/office/drawing/2016/5/10/chartex" xmlns:cx5="http://schemas.microsoft.com/office/drawing/2016/5/11/chartex" xmlns:cx6="http://schemas.microsoft.com/office/drawing/2016/5/12/chartex" xmlns:cx7="http://schemas.microsoft.com/office/drawing/2016/5/13/chartex" xmlns:cx8="http://schemas.microsoft.com/office/drawing/2016/5/14/chartex" xmlns:mc="http://schemas.openxmlformats.org/markup-compatibility/2006" xmlns:aink="http://schemas.microsoft.com/office/drawing/2016/ink" xmlns:am3d="http://schemas.microsoft.com/office/drawing/2017/model3d" xmlns:o="urn:schemas-microsoft-com:office:office" xmlns:r="http://schemas.openxmlformats.org/officeDocument/2006/relationships" xmlns:m="http://schemas.openxmlformats.org/officeDocument/2006/math" xmlns:v="urn:schemas-microsoft-com:vml" xmlns:wp14="http://schemas.microsoft.com/office/word/2010/wordprocessingDrawing" xmlns:wp="http://schemas.openxmlformats.org/drawingml/2006/wordprocessingDrawing" xmlns:w10="urn:schemas-microsoft-com:office:word" xmlns:w="http://schemas.openxmlformats.org/wordprocessingml/2006/main" xmlns:w14="http://schemas.microsoft.com/office/word/2010/wordml" xmlns:w15="http://schemas.microsoft.com/office/word/2012/wordml" xmlns:w16cid="http://schemas.microsoft.com/office/word/2016/wordml/cid" xmlns:w16se="http://schemas.microsoft.com/office/word/2015/wordml/symex" xmlns:wpg="http://schemas.microsoft.com/office/word/2010/wordprocessingGroup" xmlns:wpi="http://schemas.microsoft.com/office/word/2010/wordprocessingInk" xmlns:wne="http://schemas.microsoft.com/office/word/2006/wordml" xmlns:wps="http://schemas.microsoft.com/office/word/2010/wordprocessingShape" mc:Ignorable="w14 w15 w16se w16cid wp14">
+<w:document xmlns:wpc="http://schemas.microsoft.com/office/word/2010/wordprocessingCanvas" xmlns:cx="http://schemas.microsoft.com/office/drawing/2014/chartex" xmlns:cx1="http://schemas.microsoft.com/office/drawing/2015/9/8/chartex" xmlns:cx2="http://schemas.microsoft.com/office/drawing/2015/10/21/chartex" xmlns:cx3="http://schemas.microsoft.com/office/drawing/2016/5/9/chartex" xmlns:cx4="http://schemas.microsoft.com/office/drawing/2016/5/10/chartex" xmlns:cx5="http://schemas.microsoft.com/office/drawing/2016/5/11/chartex" xmlns:cx6="http://schemas.microsoft.com/office/drawing/2016/5/12/chartex" xmlns:cx7="http://schemas.microsoft.com/office/drawing/2016/5/13/chartex" xmlns:cx8="http://schemas.microsoft.com/office/drawing/2016/5/14/chartex" xmlns:mc="http://schemas.openxmlformats.org/markup-compatibility/2006" xmlns:aink="http://schemas.microsoft.com/office/drawing/2016/ink" xmlns:am3d="http://schemas.microsoft.com/office/drawing/2017/model3d" xmlns:o="urn:schemas-microsoft-com:office:office" xmlns:oel="http://schemas.microsoft.com/office/2019/extlst" xmlns:r="http://schemas.openxmlformats.org/officeDocument/2006/relationships" xmlns:m="http://schemas.openxmlformats.org/officeDocument/2006/math" xmlns:v="urn:schemas-microsoft-com:vml" xmlns:wp14="http://schemas.microsoft.com/office/word/2010/wordprocessingDrawing" xmlns:wp="http://schemas.openxmlformats.org/drawingml/2006/wordprocessingDrawing" xmlns:w10="urn:schemas-microsoft-com:office:word" xmlns:w="http://schemas.openxmlformats.org/wordprocessingml/2006/main" xmlns:w14="http://schemas.microsoft.com/office/word/2010/wordml" xmlns:w15="http://schemas.microsoft.com/office/word/2012/wordml" xmlns:w16cex="http://schemas.microsoft.com/office/word/2018/wordml/cex" xmlns:w16cid="http://schemas.microsoft.com/office/word/2016/wordml/cid" xmlns:w16="http://schemas.microsoft.com/office/word/2018/wordml" xmlns:w16du="http://schemas.microsoft.com/office/word/2023/wordml/word16du" xmlns:w16sdtdh="http://schemas.microsoft.com/office/word/2020/wordml/sdtdatahash" xmlns:w16sdtfl="http://schemas.microsoft.com/office/word/2024/wordml/sdtformatlock" xmlns:w16se="http://schemas.microsoft.com/office/word/2015/wordml/symex" xmlns:wpg="http://schemas.microsoft.com/office/word/2010/wordprocessingGroup" xmlns:wpi="http://schemas.microsoft.com/office/word/2010/wordprocessingInk" xmlns:wne="http://schemas.microsoft.com/office/word/2006/wordml" xmlns:wps="http://schemas.microsoft.com/office/word/2010/wordprocessingShape" mc:Ignorable="w14 w15 w16se w16cid w16 w16cex w16sdtdh w16sdtfl w16du wp14">
   <w:body>
     <w:p>
       <w:pPr>
@@ -3314,7 +3314,7 @@
           <w:rPr>
             <w:rStyle w:val="Hyperlink"/>
           </w:rPr>
-          <w:t>http://uscode.house.gov/download/download.shtml</w:t>
+          <w:t>https://uscode.house.gov/download.html</w:t>
         </w:r>
       </w:hyperlink>
       <w:r>
@@ -5187,19 +5187,11 @@
       <w:r>
         <w:t xml:space="preserve">footnote, </w:t>
       </w:r>
-      <w:proofErr w:type="spellStart"/>
-      <w:r>
-        <w:rPr>
-          <w:b/>
-        </w:rPr>
-        <w:t>sidenote</w:t>
-      </w:r>
-      <w:proofErr w:type="spellEnd"/>
-      <w:r>
-        <w:rPr>
-          <w:b/>
-        </w:rPr>
-        <w:t xml:space="preserve">, </w:t>
+      <w:r>
+        <w:rPr>
+          <w:b/>
+        </w:rPr>
+        <w:t xml:space="preserve">sidenote, </w:t>
       </w:r>
       <w:proofErr w:type="spellStart"/>
       <w:r>
@@ -6034,7 +6026,6 @@
       <w:r>
         <w:tab/>
       </w:r>
-      <w:proofErr w:type="gramStart"/>
       <w:r>
         <w:rPr>
           <w:rFonts w:asciiTheme="majorHAnsi" w:eastAsiaTheme="majorEastAsia" w:hAnsiTheme="majorHAnsi" w:cstheme="majorBidi"/>
@@ -6044,19 +6035,7 @@
           <w:iCs/>
           <w:color w:val="000000" w:themeColor="text1"/>
         </w:rPr>
-        <w:t>The</w:t>
-      </w:r>
-      <w:proofErr w:type="gramEnd"/>
-      <w:r>
-        <w:rPr>
-          <w:rFonts w:asciiTheme="majorHAnsi" w:eastAsiaTheme="majorEastAsia" w:hAnsiTheme="majorHAnsi" w:cstheme="majorBidi"/>
-          <w:b/>
-          <w:bCs/>
-          <w:i/>
-          <w:iCs/>
-          <w:color w:val="000000" w:themeColor="text1"/>
-        </w:rPr>
-        <w:t xml:space="preserve"> level attribute specifies which level the appropriations element is. This corresponds to major, intermediate, and small in the Bill</w:t>
+        <w:t>The level attribute specifies which level the appropriations element is. This corresponds to major, intermediate, and small in the Bill</w:t>
       </w:r>
       <w:r>
         <w:rPr>
@@ -6110,17 +6089,11 @@
         </w:rPr>
       </w:pPr>
       <w:r>
-        <w:t>@</w:t>
-      </w:r>
-      <w:proofErr w:type="spellStart"/>
-      <w:r>
-        <w:t>forType</w:t>
-      </w:r>
-      <w:proofErr w:type="spellEnd"/>
+        <w:t>@forType</w:t>
+      </w:r>
       <w:r>
         <w:tab/>
       </w:r>
-      <w:proofErr w:type="gramStart"/>
       <w:r>
         <w:rPr>
           <w:rFonts w:asciiTheme="majorHAnsi" w:eastAsiaTheme="majorEastAsia" w:hAnsiTheme="majorHAnsi" w:cstheme="majorBidi"/>
@@ -6130,19 +6103,7 @@
           <w:iCs/>
           <w:color w:val="000000" w:themeColor="text1"/>
         </w:rPr>
-        <w:t>The</w:t>
-      </w:r>
-      <w:proofErr w:type="gramEnd"/>
-      <w:r>
-        <w:rPr>
-          <w:rFonts w:asciiTheme="majorHAnsi" w:eastAsiaTheme="majorEastAsia" w:hAnsiTheme="majorHAnsi" w:cstheme="majorBidi"/>
-          <w:b/>
-          <w:bCs/>
-          <w:i/>
-          <w:iCs/>
-          <w:color w:val="000000" w:themeColor="text1"/>
-        </w:rPr>
-        <w:t xml:space="preserve"> </w:t>
+        <w:t xml:space="preserve">The </w:t>
       </w:r>
       <w:proofErr w:type="spellStart"/>
       <w:r>
@@ -6187,17 +6148,11 @@
         </w:rPr>
       </w:pPr>
       <w:r>
-        <w:t>@</w:t>
-      </w:r>
-      <w:proofErr w:type="spellStart"/>
-      <w:r>
-        <w:t>forvalue</w:t>
-      </w:r>
-      <w:proofErr w:type="spellEnd"/>
+        <w:t>@forvalue</w:t>
+      </w:r>
       <w:r>
         <w:tab/>
       </w:r>
-      <w:proofErr w:type="gramStart"/>
       <w:r>
         <w:rPr>
           <w:rFonts w:asciiTheme="majorHAnsi" w:eastAsiaTheme="majorEastAsia" w:hAnsiTheme="majorHAnsi" w:cstheme="majorBidi"/>
@@ -6207,19 +6162,7 @@
           <w:iCs/>
           <w:color w:val="000000" w:themeColor="text1"/>
         </w:rPr>
-        <w:t>The</w:t>
-      </w:r>
-      <w:proofErr w:type="gramEnd"/>
-      <w:r>
-        <w:rPr>
-          <w:rFonts w:asciiTheme="majorHAnsi" w:eastAsiaTheme="majorEastAsia" w:hAnsiTheme="majorHAnsi" w:cstheme="majorBidi"/>
-          <w:b/>
-          <w:bCs/>
-          <w:i/>
-          <w:iCs/>
-          <w:color w:val="000000" w:themeColor="text1"/>
-        </w:rPr>
-        <w:t xml:space="preserve"> </w:t>
+        <w:t xml:space="preserve">The </w:t>
       </w:r>
       <w:proofErr w:type="spellStart"/>
       <w:r>
@@ -6711,19 +6654,11 @@
       <w:r>
         <w:tab/>
       </w:r>
-      <w:proofErr w:type="gramStart"/>
       <w:r>
         <w:rPr>
           <w:i/>
         </w:rPr>
-        <w:t>The</w:t>
-      </w:r>
-      <w:proofErr w:type="gramEnd"/>
-      <w:r>
-        <w:rPr>
-          <w:i/>
-        </w:rPr>
-        <w:t xml:space="preserve"> @styleType attribute is used to set the overall semantic type of the block. This has rendering implications. Only a </w:t>
+        <w:t xml:space="preserve">The @styleType attribute is used to set the overall semantic type of the block. This has rendering implications. Only a </w:t>
       </w:r>
       <w:r>
         <w:rPr>
@@ -6802,19 +6737,11 @@
       <w:r>
         <w:tab/>
       </w:r>
-      <w:proofErr w:type="gramStart"/>
       <w:r>
         <w:rPr>
           <w:i/>
         </w:rPr>
-        <w:t>The</w:t>
-      </w:r>
-      <w:proofErr w:type="gramEnd"/>
-      <w:r>
-        <w:rPr>
-          <w:i/>
-        </w:rPr>
-        <w:t xml:space="preserve"> @legisDate attribute is used for a logical legislative date, which may be different from the calendar date.</w:t>
+        <w:t>The @legisDate attribute is used for a logical legislative date, which may be different from the calendar date.</w:t>
       </w:r>
     </w:p>
     <w:p>
@@ -6835,19 +6762,11 @@
       <w:r>
         <w:tab/>
       </w:r>
-      <w:proofErr w:type="gramStart"/>
       <w:r>
         <w:rPr>
           <w:i/>
         </w:rPr>
-        <w:t>The</w:t>
-      </w:r>
-      <w:proofErr w:type="gramEnd"/>
-      <w:r>
-        <w:rPr>
-          <w:i/>
-        </w:rPr>
-        <w:t xml:space="preserve"> @verticalSpace attribute </w:t>
+        <w:t xml:space="preserve">The @verticalSpace attribute </w:t>
       </w:r>
       <w:r>
         <w:rPr>
@@ -6992,21 +6911,7 @@
         <w:rPr>
           <w:i/>
         </w:rPr>
-        <w:t xml:space="preserve">  This </w:t>
-      </w:r>
-      <w:proofErr w:type="gramStart"/>
-      <w:r>
-        <w:rPr>
-          <w:i/>
-        </w:rPr>
-        <w:t>attribute  is</w:t>
-      </w:r>
-      <w:proofErr w:type="gramEnd"/>
-      <w:r>
-        <w:rPr>
-          <w:i/>
-        </w:rPr>
-        <w:t xml:space="preserve"> typically used in statute compilations.  The default is “true”.</w:t>
+        <w:t xml:space="preserve">  This attribute  is typically used in statute compilations.  The default is “true”.</w:t>
       </w:r>
     </w:p>
     <w:p>
@@ -7699,11 +7604,9 @@
       <w:r>
         <w:t xml:space="preserve"> Inline</w:t>
       </w:r>
-      <w:bookmarkStart w:id="50" w:name="_GoBack"/>
       <w:r>
         <w:t>, p,</w:t>
       </w:r>
-      <w:bookmarkEnd w:id="50"/>
       <w:r>
         <w:t xml:space="preserve"> and note elements from USLM are allowed in table cells along with character content. Attributes were added to match USLM processing needs with similar names to those used in Bill DTD:</w:t>
       </w:r>
@@ -7784,7 +7687,7 @@
           <w:smallCaps w:val="0"/>
         </w:rPr>
       </w:pPr>
-      <w:bookmarkStart w:id="51" w:name="_Toc516835539"/>
+      <w:bookmarkStart w:id="50" w:name="_Toc516835539"/>
       <w:r>
         <w:rPr>
           <w:bCs w:val="0"/>
@@ -7792,7 +7695,7 @@
         </w:rPr>
         <w:t>Document Actions</w:t>
       </w:r>
-      <w:bookmarkEnd w:id="51"/>
+      <w:bookmarkEnd w:id="50"/>
     </w:p>
     <w:p>
       <w:r>
@@ -8131,7 +8034,7 @@
           <w:smallCaps w:val="0"/>
         </w:rPr>
       </w:pPr>
-      <w:bookmarkStart w:id="52" w:name="_Toc516835540"/>
+      <w:bookmarkStart w:id="51" w:name="_Toc516835540"/>
       <w:r>
         <w:rPr>
           <w:bCs w:val="0"/>
@@ -8153,7 +8056,7 @@
         </w:rPr>
         <w:t>Titles</w:t>
       </w:r>
-      <w:bookmarkEnd w:id="52"/>
+      <w:bookmarkEnd w:id="51"/>
     </w:p>
     <w:p>
       <w:r>
@@ -8435,9 +8338,40 @@
           <w:szCs w:val="24"/>
           <w:highlight w:val="white"/>
         </w:rPr>
-        <w:t xml:space="preserve">To authorize the National Science Foundation to support entrepreneurial programs for </w:t>
-      </w:r>
-      <w:proofErr w:type="gramStart"/>
+        <w:t>To authorize the National Science Foundation to support entrepreneurial programs for women.</w:t>
+      </w:r>
+      <w:r>
+        <w:rPr>
+          <w:rFonts w:ascii="Times New Roman" w:hAnsi="Times New Roman" w:cs="Times New Roman"/>
+          <w:color w:val="000096"/>
+          <w:sz w:val="24"/>
+          <w:szCs w:val="24"/>
+          <w:highlight w:val="white"/>
+        </w:rPr>
+        <w:t>&lt;/</w:t>
+      </w:r>
+      <w:proofErr w:type="spellStart"/>
+      <w:r>
+        <w:rPr>
+          <w:rFonts w:ascii="Times New Roman" w:hAnsi="Times New Roman" w:cs="Times New Roman"/>
+          <w:color w:val="000096"/>
+          <w:sz w:val="24"/>
+          <w:szCs w:val="24"/>
+          <w:highlight w:val="white"/>
+        </w:rPr>
+        <w:t>officialTitle</w:t>
+      </w:r>
+      <w:proofErr w:type="spellEnd"/>
+      <w:r>
+        <w:rPr>
+          <w:rFonts w:ascii="Times New Roman" w:hAnsi="Times New Roman" w:cs="Times New Roman"/>
+          <w:color w:val="000096"/>
+          <w:sz w:val="24"/>
+          <w:szCs w:val="24"/>
+          <w:highlight w:val="white"/>
+        </w:rPr>
+        <w:t>&gt;</w:t>
+      </w:r>
       <w:r>
         <w:rPr>
           <w:rFonts w:ascii="Times New Roman" w:hAnsi="Times New Roman" w:cs="Times New Roman"/>
@@ -8446,7 +8380,7 @@
           <w:szCs w:val="24"/>
           <w:highlight w:val="white"/>
         </w:rPr>
-        <w:t>women.</w:t>
+        <w:br/>
       </w:r>
       <w:r>
         <w:rPr>
@@ -8456,9 +8390,9 @@
           <w:szCs w:val="24"/>
           <w:highlight w:val="white"/>
         </w:rPr>
-        <w:t>&lt;</w:t>
-      </w:r>
-      <w:proofErr w:type="gramEnd"/>
+        <w:t>&lt;/</w:t>
+      </w:r>
+      <w:proofErr w:type="spellStart"/>
       <w:r>
         <w:rPr>
           <w:rFonts w:ascii="Times New Roman" w:hAnsi="Times New Roman" w:cs="Times New Roman"/>
@@ -8467,9 +8401,9 @@
           <w:szCs w:val="24"/>
           <w:highlight w:val="white"/>
         </w:rPr>
-        <w:t>/</w:t>
-      </w:r>
-      <w:proofErr w:type="spellStart"/>
+        <w:t>longTitle</w:t>
+      </w:r>
+      <w:proofErr w:type="spellEnd"/>
       <w:r>
         <w:rPr>
           <w:rFonts w:ascii="Times New Roman" w:hAnsi="Times New Roman" w:cs="Times New Roman"/>
@@ -8478,59 +8412,6 @@
           <w:szCs w:val="24"/>
           <w:highlight w:val="white"/>
         </w:rPr>
-        <w:t>officialTitle</w:t>
-      </w:r>
-      <w:proofErr w:type="spellEnd"/>
-      <w:r>
-        <w:rPr>
-          <w:rFonts w:ascii="Times New Roman" w:hAnsi="Times New Roman" w:cs="Times New Roman"/>
-          <w:color w:val="000096"/>
-          <w:sz w:val="24"/>
-          <w:szCs w:val="24"/>
-          <w:highlight w:val="white"/>
-        </w:rPr>
-        <w:t>&gt;</w:t>
-      </w:r>
-      <w:r>
-        <w:rPr>
-          <w:rFonts w:ascii="Times New Roman" w:hAnsi="Times New Roman" w:cs="Times New Roman"/>
-          <w:color w:val="000000"/>
-          <w:sz w:val="24"/>
-          <w:szCs w:val="24"/>
-          <w:highlight w:val="white"/>
-        </w:rPr>
-        <w:br/>
-      </w:r>
-      <w:r>
-        <w:rPr>
-          <w:rFonts w:ascii="Times New Roman" w:hAnsi="Times New Roman" w:cs="Times New Roman"/>
-          <w:color w:val="000096"/>
-          <w:sz w:val="24"/>
-          <w:szCs w:val="24"/>
-          <w:highlight w:val="white"/>
-        </w:rPr>
-        <w:t>&lt;/</w:t>
-      </w:r>
-      <w:proofErr w:type="spellStart"/>
-      <w:r>
-        <w:rPr>
-          <w:rFonts w:ascii="Times New Roman" w:hAnsi="Times New Roman" w:cs="Times New Roman"/>
-          <w:color w:val="000096"/>
-          <w:sz w:val="24"/>
-          <w:szCs w:val="24"/>
-          <w:highlight w:val="white"/>
-        </w:rPr>
-        <w:t>longTitle</w:t>
-      </w:r>
-      <w:proofErr w:type="spellEnd"/>
-      <w:r>
-        <w:rPr>
-          <w:rFonts w:ascii="Times New Roman" w:hAnsi="Times New Roman" w:cs="Times New Roman"/>
-          <w:color w:val="000096"/>
-          <w:sz w:val="24"/>
-          <w:szCs w:val="24"/>
-          <w:highlight w:val="white"/>
-        </w:rPr>
         <w:t>&gt;</w:t>
       </w:r>
     </w:p>
@@ -8544,7 +8425,7 @@
           <w:smallCaps w:val="0"/>
         </w:rPr>
       </w:pPr>
-      <w:bookmarkStart w:id="53" w:name="_Toc516835541"/>
+      <w:bookmarkStart w:id="52" w:name="_Toc516835541"/>
       <w:r>
         <w:rPr>
           <w:bCs w:val="0"/>
@@ -8552,7 +8433,7 @@
         </w:rPr>
         <w:t>Content Tagging</w:t>
       </w:r>
-      <w:bookmarkEnd w:id="53"/>
+      <w:bookmarkEnd w:id="52"/>
     </w:p>
     <w:p>
       <w:r>
@@ -8593,7 +8474,6 @@
         <w:t xml:space="preserve">A &lt;term&gt; is a word or phrase that is being defined. The &lt;term&gt; element surrounds the words for the term being defined. It is quite possible for multiple &lt;term&gt; elements to be specified within a definition. When a &lt;term&gt; is the words, in the alternate language, then the </w:t>
       </w:r>
       <w:proofErr w:type="spellStart"/>
-      <w:proofErr w:type="gramStart"/>
       <w:r>
         <w:rPr>
           <w:i/>
@@ -8601,7 +8481,6 @@
         <w:t>xml:lang</w:t>
       </w:r>
       <w:proofErr w:type="spellEnd"/>
-      <w:proofErr w:type="gramEnd"/>
       <w:r>
         <w:rPr>
           <w:i/>
@@ -8630,19 +8509,11 @@
       <w:r>
         <w:tab/>
       </w:r>
-      <w:proofErr w:type="gramStart"/>
       <w:r>
         <w:rPr>
           <w:i/>
         </w:rPr>
-        <w:t>An</w:t>
-      </w:r>
-      <w:proofErr w:type="gramEnd"/>
-      <w:r>
-        <w:rPr>
-          <w:i/>
-        </w:rPr>
-        <w:t xml:space="preserve"> &lt;entity&gt; is a generic inline element to identify a text fragment introducing or referring to an ontological concept. This is modelled after the Akoma Ntoso &lt;entity&gt; element. The @role attribute can be used to distinguish the concept, for instance, a NAICS code or SEC code would be &lt;entity @role="NAICS"&gt; or &lt;entity @role="SEC"&gt;.</w:t>
+        <w:t>An &lt;entity&gt; is a generic inline element to identify a text fragment introducing or referring to an ontological concept. This is modelled after the Akoma Ntoso &lt;entity&gt; element. The @role attribute can be used to distinguish the concept, for instance, a NAICS code or SEC code would be &lt;entity @role="NAICS"&gt; or &lt;entity @role="SEC"&gt;.</w:t>
       </w:r>
     </w:p>
     <w:p>
@@ -8654,7 +8525,7 @@
           <w:smallCaps w:val="0"/>
         </w:rPr>
       </w:pPr>
-      <w:bookmarkStart w:id="54" w:name="_Toc516835542"/>
+      <w:bookmarkStart w:id="53" w:name="_Toc516835542"/>
       <w:r>
         <w:rPr>
           <w:bCs w:val="0"/>
@@ -8662,7 +8533,7 @@
         </w:rPr>
         <w:t>Page and Line Numbering</w:t>
       </w:r>
-      <w:bookmarkEnd w:id="54"/>
+      <w:bookmarkEnd w:id="53"/>
     </w:p>
     <w:p>
       <w:r>
@@ -8738,7 +8609,7 @@
           <w:smallCaps w:val="0"/>
         </w:rPr>
       </w:pPr>
-      <w:bookmarkStart w:id="55" w:name="_Toc516835543"/>
+      <w:bookmarkStart w:id="54" w:name="_Toc516835543"/>
       <w:r>
         <w:rPr>
           <w:bCs w:val="0"/>
@@ -8753,7 +8624,7 @@
         </w:rPr>
         <w:t>New Elements</w:t>
       </w:r>
-      <w:bookmarkEnd w:id="55"/>
+      <w:bookmarkEnd w:id="54"/>
     </w:p>
     <w:p>
       <w:r>
@@ -9000,11 +8871,11 @@
       <w:pPr>
         <w:pStyle w:val="Heading1"/>
       </w:pPr>
-      <w:bookmarkStart w:id="56" w:name="_Toc516835544"/>
+      <w:bookmarkStart w:id="55" w:name="_Toc516835544"/>
       <w:r>
         <w:t>Feedback</w:t>
       </w:r>
-      <w:bookmarkEnd w:id="56"/>
+      <w:bookmarkEnd w:id="55"/>
     </w:p>
     <w:p>
       <w:r>
@@ -9038,14 +8909,14 @@
       <w:pPr>
         <w:pStyle w:val="Heading1"/>
       </w:pPr>
-      <w:bookmarkStart w:id="57" w:name="_Ref516750087"/>
-      <w:bookmarkStart w:id="58" w:name="_Toc516835545"/>
+      <w:bookmarkStart w:id="56" w:name="_Ref516750087"/>
+      <w:bookmarkStart w:id="57" w:name="_Toc516835545"/>
       <w:r>
         <w:lastRenderedPageBreak/>
         <w:t>Appendix</w:t>
       </w:r>
+      <w:bookmarkEnd w:id="56"/>
       <w:bookmarkEnd w:id="57"/>
-      <w:bookmarkEnd w:id="58"/>
     </w:p>
     <w:p>
       <w:pPr>
@@ -9306,7 +9177,7 @@
 </file>
 
 <file path=word/endnotes.xml><?xml version="1.0" encoding="utf-8"?>
-<w:endnotes xmlns:wpc="http://schemas.microsoft.com/office/word/2010/wordprocessingCanvas" xmlns:cx="http://schemas.microsoft.com/office/drawing/2014/chartex" xmlns:cx1="http://schemas.microsoft.com/office/drawing/2015/9/8/chartex" xmlns:cx2="http://schemas.microsoft.com/office/drawing/2015/10/21/chartex" xmlns:cx3="http://schemas.microsoft.com/office/drawing/2016/5/9/chartex" xmlns:cx4="http://schemas.microsoft.com/office/drawing/2016/5/10/chartex" xmlns:cx5="http://schemas.microsoft.com/office/drawing/2016/5/11/chartex" xmlns:cx6="http://schemas.microsoft.com/office/drawing/2016/5/12/chartex" xmlns:cx7="http://schemas.microsoft.com/office/drawing/2016/5/13/chartex" xmlns:cx8="http://schemas.microsoft.com/office/drawing/2016/5/14/chartex" xmlns:mc="http://schemas.openxmlformats.org/markup-compatibility/2006" xmlns:aink="http://schemas.microsoft.com/office/drawing/2016/ink" xmlns:am3d="http://schemas.microsoft.com/office/drawing/2017/model3d" xmlns:o="urn:schemas-microsoft-com:office:office" xmlns:r="http://schemas.openxmlformats.org/officeDocument/2006/relationships" xmlns:m="http://schemas.openxmlformats.org/officeDocument/2006/math" xmlns:v="urn:schemas-microsoft-com:vml" xmlns:wp14="http://schemas.microsoft.com/office/word/2010/wordprocessingDrawing" xmlns:wp="http://schemas.openxmlformats.org/drawingml/2006/wordprocessingDrawing" xmlns:w10="urn:schemas-microsoft-com:office:word" xmlns:w="http://schemas.openxmlformats.org/wordprocessingml/2006/main" xmlns:w14="http://schemas.microsoft.com/office/word/2010/wordml" xmlns:w15="http://schemas.microsoft.com/office/word/2012/wordml" xmlns:w16cid="http://schemas.microsoft.com/office/word/2016/wordml/cid" xmlns:w16se="http://schemas.microsoft.com/office/word/2015/wordml/symex" xmlns:wpg="http://schemas.microsoft.com/office/word/2010/wordprocessingGroup" xmlns:wpi="http://schemas.microsoft.com/office/word/2010/wordprocessingInk" xmlns:wne="http://schemas.microsoft.com/office/word/2006/wordml" xmlns:wps="http://schemas.microsoft.com/office/word/2010/wordprocessingShape" mc:Ignorable="w14 w15 w16se w16cid wp14">
+<w:endnotes xmlns:wpc="http://schemas.microsoft.com/office/word/2010/wordprocessingCanvas" xmlns:cx="http://schemas.microsoft.com/office/drawing/2014/chartex" xmlns:cx1="http://schemas.microsoft.com/office/drawing/2015/9/8/chartex" xmlns:cx2="http://schemas.microsoft.com/office/drawing/2015/10/21/chartex" xmlns:cx3="http://schemas.microsoft.com/office/drawing/2016/5/9/chartex" xmlns:cx4="http://schemas.microsoft.com/office/drawing/2016/5/10/chartex" xmlns:cx5="http://schemas.microsoft.com/office/drawing/2016/5/11/chartex" xmlns:cx6="http://schemas.microsoft.com/office/drawing/2016/5/12/chartex" xmlns:cx7="http://schemas.microsoft.com/office/drawing/2016/5/13/chartex" xmlns:cx8="http://schemas.microsoft.com/office/drawing/2016/5/14/chartex" xmlns:mc="http://schemas.openxmlformats.org/markup-compatibility/2006" xmlns:aink="http://schemas.microsoft.com/office/drawing/2016/ink" xmlns:am3d="http://schemas.microsoft.com/office/drawing/2017/model3d" xmlns:o="urn:schemas-microsoft-com:office:office" xmlns:oel="http://schemas.microsoft.com/office/2019/extlst" xmlns:r="http://schemas.openxmlformats.org/officeDocument/2006/relationships" xmlns:m="http://schemas.openxmlformats.org/officeDocument/2006/math" xmlns:v="urn:schemas-microsoft-com:vml" xmlns:wp14="http://schemas.microsoft.com/office/word/2010/wordprocessingDrawing" xmlns:wp="http://schemas.openxmlformats.org/drawingml/2006/wordprocessingDrawing" xmlns:w10="urn:schemas-microsoft-com:office:word" xmlns:w="http://schemas.openxmlformats.org/wordprocessingml/2006/main" xmlns:w14="http://schemas.microsoft.com/office/word/2010/wordml" xmlns:w15="http://schemas.microsoft.com/office/word/2012/wordml" xmlns:w16cex="http://schemas.microsoft.com/office/word/2018/wordml/cex" xmlns:w16cid="http://schemas.microsoft.com/office/word/2016/wordml/cid" xmlns:w16="http://schemas.microsoft.com/office/word/2018/wordml" xmlns:w16du="http://schemas.microsoft.com/office/word/2023/wordml/word16du" xmlns:w16sdtdh="http://schemas.microsoft.com/office/word/2020/wordml/sdtdatahash" xmlns:w16sdtfl="http://schemas.microsoft.com/office/word/2024/wordml/sdtformatlock" xmlns:w16se="http://schemas.microsoft.com/office/word/2015/wordml/symex" xmlns:wpg="http://schemas.microsoft.com/office/word/2010/wordprocessingGroup" xmlns:wpi="http://schemas.microsoft.com/office/word/2010/wordprocessingInk" xmlns:wne="http://schemas.microsoft.com/office/word/2006/wordml" xmlns:wps="http://schemas.microsoft.com/office/word/2010/wordprocessingShape" mc:Ignorable="w14 w15 w16se w16cid w16 w16cex w16sdtdh w16sdtfl w16du wp14">
   <w:endnote w:type="separator" w:id="-1">
     <w:p>
       <w:pPr>
@@ -9338,7 +9209,7 @@
 </file>
 
 <file path=word/footer1.xml><?xml version="1.0" encoding="utf-8"?>
-<w:ftr xmlns:wpc="http://schemas.microsoft.com/office/word/2010/wordprocessingCanvas" xmlns:cx="http://schemas.microsoft.com/office/drawing/2014/chartex" xmlns:cx1="http://schemas.microsoft.com/office/drawing/2015/9/8/chartex" xmlns:cx2="http://schemas.microsoft.com/office/drawing/2015/10/21/chartex" xmlns:cx3="http://schemas.microsoft.com/office/drawing/2016/5/9/chartex" xmlns:cx4="http://schemas.microsoft.com/office/drawing/2016/5/10/chartex" xmlns:cx5="http://schemas.microsoft.com/office/drawing/2016/5/11/chartex" xmlns:cx6="http://schemas.microsoft.com/office/drawing/2016/5/12/chartex" xmlns:cx7="http://schemas.microsoft.com/office/drawing/2016/5/13/chartex" xmlns:cx8="http://schemas.microsoft.com/office/drawing/2016/5/14/chartex" xmlns:mc="http://schemas.openxmlformats.org/markup-compatibility/2006" xmlns:aink="http://schemas.microsoft.com/office/drawing/2016/ink" xmlns:am3d="http://schemas.microsoft.com/office/drawing/2017/model3d" xmlns:o="urn:schemas-microsoft-com:office:office" xmlns:r="http://schemas.openxmlformats.org/officeDocument/2006/relationships" xmlns:m="http://schemas.openxmlformats.org/officeDocument/2006/math" xmlns:v="urn:schemas-microsoft-com:vml" xmlns:wp14="http://schemas.microsoft.com/office/word/2010/wordprocessingDrawing" xmlns:wp="http://schemas.openxmlformats.org/drawingml/2006/wordprocessingDrawing" xmlns:w10="urn:schemas-microsoft-com:office:word" xmlns:w="http://schemas.openxmlformats.org/wordprocessingml/2006/main" xmlns:w14="http://schemas.microsoft.com/office/word/2010/wordml" xmlns:w15="http://schemas.microsoft.com/office/word/2012/wordml" xmlns:w16cid="http://schemas.microsoft.com/office/word/2016/wordml/cid" xmlns:w16se="http://schemas.microsoft.com/office/word/2015/wordml/symex" xmlns:wpg="http://schemas.microsoft.com/office/word/2010/wordprocessingGroup" xmlns:wpi="http://schemas.microsoft.com/office/word/2010/wordprocessingInk" xmlns:wne="http://schemas.microsoft.com/office/word/2006/wordml" xmlns:wps="http://schemas.microsoft.com/office/word/2010/wordprocessingShape" mc:Ignorable="w14 w15 w16se w16cid wp14">
+<w:ftr xmlns:wpc="http://schemas.microsoft.com/office/word/2010/wordprocessingCanvas" xmlns:cx="http://schemas.microsoft.com/office/drawing/2014/chartex" xmlns:cx1="http://schemas.microsoft.com/office/drawing/2015/9/8/chartex" xmlns:cx2="http://schemas.microsoft.com/office/drawing/2015/10/21/chartex" xmlns:cx3="http://schemas.microsoft.com/office/drawing/2016/5/9/chartex" xmlns:cx4="http://schemas.microsoft.com/office/drawing/2016/5/10/chartex" xmlns:cx5="http://schemas.microsoft.com/office/drawing/2016/5/11/chartex" xmlns:cx6="http://schemas.microsoft.com/office/drawing/2016/5/12/chartex" xmlns:cx7="http://schemas.microsoft.com/office/drawing/2016/5/13/chartex" xmlns:cx8="http://schemas.microsoft.com/office/drawing/2016/5/14/chartex" xmlns:mc="http://schemas.openxmlformats.org/markup-compatibility/2006" xmlns:aink="http://schemas.microsoft.com/office/drawing/2016/ink" xmlns:am3d="http://schemas.microsoft.com/office/drawing/2017/model3d" xmlns:o="urn:schemas-microsoft-com:office:office" xmlns:oel="http://schemas.microsoft.com/office/2019/extlst" xmlns:r="http://schemas.openxmlformats.org/officeDocument/2006/relationships" xmlns:m="http://schemas.openxmlformats.org/officeDocument/2006/math" xmlns:v="urn:schemas-microsoft-com:vml" xmlns:wp14="http://schemas.microsoft.com/office/word/2010/wordprocessingDrawing" xmlns:wp="http://schemas.openxmlformats.org/drawingml/2006/wordprocessingDrawing" xmlns:w10="urn:schemas-microsoft-com:office:word" xmlns:w="http://schemas.openxmlformats.org/wordprocessingml/2006/main" xmlns:w14="http://schemas.microsoft.com/office/word/2010/wordml" xmlns:w15="http://schemas.microsoft.com/office/word/2012/wordml" xmlns:w16cex="http://schemas.microsoft.com/office/word/2018/wordml/cex" xmlns:w16cid="http://schemas.microsoft.com/office/word/2016/wordml/cid" xmlns:w16="http://schemas.microsoft.com/office/word/2018/wordml" xmlns:w16du="http://schemas.microsoft.com/office/word/2023/wordml/word16du" xmlns:w16sdtdh="http://schemas.microsoft.com/office/word/2020/wordml/sdtdatahash" xmlns:w16sdtfl="http://schemas.microsoft.com/office/word/2024/wordml/sdtformatlock" xmlns:w16se="http://schemas.microsoft.com/office/word/2015/wordml/symex" xmlns:wpg="http://schemas.microsoft.com/office/word/2010/wordprocessingGroup" xmlns:wpi="http://schemas.microsoft.com/office/word/2010/wordprocessingInk" xmlns:wne="http://schemas.microsoft.com/office/word/2006/wordml" xmlns:wps="http://schemas.microsoft.com/office/word/2010/wordprocessingShape" mc:Ignorable="w14 w15 w16se w16cid w16 w16cex w16sdtdh w16sdtfl w16du wp14">
   <w:sdt>
     <w:sdtPr>
       <w:id w:val="1269661844"/>
@@ -9392,7 +9263,7 @@
 </file>
 
 <file path=word/footnotes.xml><?xml version="1.0" encoding="utf-8"?>
-<w:footnotes xmlns:wpc="http://schemas.microsoft.com/office/word/2010/wordprocessingCanvas" xmlns:cx="http://schemas.microsoft.com/office/drawing/2014/chartex" xmlns:cx1="http://schemas.microsoft.com/office/drawing/2015/9/8/chartex" xmlns:cx2="http://schemas.microsoft.com/office/drawing/2015/10/21/chartex" xmlns:cx3="http://schemas.microsoft.com/office/drawing/2016/5/9/chartex" xmlns:cx4="http://schemas.microsoft.com/office/drawing/2016/5/10/chartex" xmlns:cx5="http://schemas.microsoft.com/office/drawing/2016/5/11/chartex" xmlns:cx6="http://schemas.microsoft.com/office/drawing/2016/5/12/chartex" xmlns:cx7="http://schemas.microsoft.com/office/drawing/2016/5/13/chartex" xmlns:cx8="http://schemas.microsoft.com/office/drawing/2016/5/14/chartex" xmlns:mc="http://schemas.openxmlformats.org/markup-compatibility/2006" xmlns:aink="http://schemas.microsoft.com/office/drawing/2016/ink" xmlns:am3d="http://schemas.microsoft.com/office/drawing/2017/model3d" xmlns:o="urn:schemas-microsoft-com:office:office" xmlns:r="http://schemas.openxmlformats.org/officeDocument/2006/relationships" xmlns:m="http://schemas.openxmlformats.org/officeDocument/2006/math" xmlns:v="urn:schemas-microsoft-com:vml" xmlns:wp14="http://schemas.microsoft.com/office/word/2010/wordprocessingDrawing" xmlns:wp="http://schemas.openxmlformats.org/drawingml/2006/wordprocessingDrawing" xmlns:w10="urn:schemas-microsoft-com:office:word" xmlns:w="http://schemas.openxmlformats.org/wordprocessingml/2006/main" xmlns:w14="http://schemas.microsoft.com/office/word/2010/wordml" xmlns:w15="http://schemas.microsoft.com/office/word/2012/wordml" xmlns:w16cid="http://schemas.microsoft.com/office/word/2016/wordml/cid" xmlns:w16se="http://schemas.microsoft.com/office/word/2015/wordml/symex" xmlns:wpg="http://schemas.microsoft.com/office/word/2010/wordprocessingGroup" xmlns:wpi="http://schemas.microsoft.com/office/word/2010/wordprocessingInk" xmlns:wne="http://schemas.microsoft.com/office/word/2006/wordml" xmlns:wps="http://schemas.microsoft.com/office/word/2010/wordprocessingShape" mc:Ignorable="w14 w15 w16se w16cid wp14">
+<w:footnotes xmlns:wpc="http://schemas.microsoft.com/office/word/2010/wordprocessingCanvas" xmlns:cx="http://schemas.microsoft.com/office/drawing/2014/chartex" xmlns:cx1="http://schemas.microsoft.com/office/drawing/2015/9/8/chartex" xmlns:cx2="http://schemas.microsoft.com/office/drawing/2015/10/21/chartex" xmlns:cx3="http://schemas.microsoft.com/office/drawing/2016/5/9/chartex" xmlns:cx4="http://schemas.microsoft.com/office/drawing/2016/5/10/chartex" xmlns:cx5="http://schemas.microsoft.com/office/drawing/2016/5/11/chartex" xmlns:cx6="http://schemas.microsoft.com/office/drawing/2016/5/12/chartex" xmlns:cx7="http://schemas.microsoft.com/office/drawing/2016/5/13/chartex" xmlns:cx8="http://schemas.microsoft.com/office/drawing/2016/5/14/chartex" xmlns:mc="http://schemas.openxmlformats.org/markup-compatibility/2006" xmlns:aink="http://schemas.microsoft.com/office/drawing/2016/ink" xmlns:am3d="http://schemas.microsoft.com/office/drawing/2017/model3d" xmlns:o="urn:schemas-microsoft-com:office:office" xmlns:oel="http://schemas.microsoft.com/office/2019/extlst" xmlns:r="http://schemas.openxmlformats.org/officeDocument/2006/relationships" xmlns:m="http://schemas.openxmlformats.org/officeDocument/2006/math" xmlns:v="urn:schemas-microsoft-com:vml" xmlns:wp14="http://schemas.microsoft.com/office/word/2010/wordprocessingDrawing" xmlns:wp="http://schemas.openxmlformats.org/drawingml/2006/wordprocessingDrawing" xmlns:w10="urn:schemas-microsoft-com:office:word" xmlns:w="http://schemas.openxmlformats.org/wordprocessingml/2006/main" xmlns:w14="http://schemas.microsoft.com/office/word/2010/wordml" xmlns:w15="http://schemas.microsoft.com/office/word/2012/wordml" xmlns:w16cex="http://schemas.microsoft.com/office/word/2018/wordml/cex" xmlns:w16cid="http://schemas.microsoft.com/office/word/2016/wordml/cid" xmlns:w16="http://schemas.microsoft.com/office/word/2018/wordml" xmlns:w16du="http://schemas.microsoft.com/office/word/2023/wordml/word16du" xmlns:w16sdtdh="http://schemas.microsoft.com/office/word/2020/wordml/sdtdatahash" xmlns:w16sdtfl="http://schemas.microsoft.com/office/word/2024/wordml/sdtformatlock" xmlns:w16se="http://schemas.microsoft.com/office/word/2015/wordml/symex" xmlns:wpg="http://schemas.microsoft.com/office/word/2010/wordprocessingGroup" xmlns:wpi="http://schemas.microsoft.com/office/word/2010/wordprocessingInk" xmlns:wne="http://schemas.microsoft.com/office/word/2006/wordml" xmlns:wps="http://schemas.microsoft.com/office/word/2010/wordprocessingShape" mc:Ignorable="w14 w15 w16se w16cid w16 w16cex w16sdtdh w16sdtfl w16du wp14">
   <w:footnote w:type="separator" w:id="-1">
     <w:p>
       <w:pPr>
@@ -9462,7 +9333,7 @@
 </file>
 
 <file path=word/header1.xml><?xml version="1.0" encoding="utf-8"?>
-<w:hdr xmlns:wpc="http://schemas.microsoft.com/office/word/2010/wordprocessingCanvas" xmlns:cx="http://schemas.microsoft.com/office/drawing/2014/chartex" xmlns:cx1="http://schemas.microsoft.com/office/drawing/2015/9/8/chartex" xmlns:cx2="http://schemas.microsoft.com/office/drawing/2015/10/21/chartex" xmlns:cx3="http://schemas.microsoft.com/office/drawing/2016/5/9/chartex" xmlns:cx4="http://schemas.microsoft.com/office/drawing/2016/5/10/chartex" xmlns:cx5="http://schemas.microsoft.com/office/drawing/2016/5/11/chartex" xmlns:cx6="http://schemas.microsoft.com/office/drawing/2016/5/12/chartex" xmlns:cx7="http://schemas.microsoft.com/office/drawing/2016/5/13/chartex" xmlns:cx8="http://schemas.microsoft.com/office/drawing/2016/5/14/chartex" xmlns:mc="http://schemas.openxmlformats.org/markup-compatibility/2006" xmlns:aink="http://schemas.microsoft.com/office/drawing/2016/ink" xmlns:am3d="http://schemas.microsoft.com/office/drawing/2017/model3d" xmlns:o="urn:schemas-microsoft-com:office:office" xmlns:r="http://schemas.openxmlformats.org/officeDocument/2006/relationships" xmlns:m="http://schemas.openxmlformats.org/officeDocument/2006/math" xmlns:v="urn:schemas-microsoft-com:vml" xmlns:wp14="http://schemas.microsoft.com/office/word/2010/wordprocessingDrawing" xmlns:wp="http://schemas.openxmlformats.org/drawingml/2006/wordprocessingDrawing" xmlns:w10="urn:schemas-microsoft-com:office:word" xmlns:w="http://schemas.openxmlformats.org/wordprocessingml/2006/main" xmlns:w14="http://schemas.microsoft.com/office/word/2010/wordml" xmlns:w15="http://schemas.microsoft.com/office/word/2012/wordml" xmlns:w16cid="http://schemas.microsoft.com/office/word/2016/wordml/cid" xmlns:w16se="http://schemas.microsoft.com/office/word/2015/wordml/symex" xmlns:wpg="http://schemas.microsoft.com/office/word/2010/wordprocessingGroup" xmlns:wpi="http://schemas.microsoft.com/office/word/2010/wordprocessingInk" xmlns:wne="http://schemas.microsoft.com/office/word/2006/wordml" xmlns:wps="http://schemas.microsoft.com/office/word/2010/wordprocessingShape" mc:Ignorable="w14 w15 w16se w16cid wp14">
+<w:hdr xmlns:wpc="http://schemas.microsoft.com/office/word/2010/wordprocessingCanvas" xmlns:cx="http://schemas.microsoft.com/office/drawing/2014/chartex" xmlns:cx1="http://schemas.microsoft.com/office/drawing/2015/9/8/chartex" xmlns:cx2="http://schemas.microsoft.com/office/drawing/2015/10/21/chartex" xmlns:cx3="http://schemas.microsoft.com/office/drawing/2016/5/9/chartex" xmlns:cx4="http://schemas.microsoft.com/office/drawing/2016/5/10/chartex" xmlns:cx5="http://schemas.microsoft.com/office/drawing/2016/5/11/chartex" xmlns:cx6="http://schemas.microsoft.com/office/drawing/2016/5/12/chartex" xmlns:cx7="http://schemas.microsoft.com/office/drawing/2016/5/13/chartex" xmlns:cx8="http://schemas.microsoft.com/office/drawing/2016/5/14/chartex" xmlns:mc="http://schemas.openxmlformats.org/markup-compatibility/2006" xmlns:aink="http://schemas.microsoft.com/office/drawing/2016/ink" xmlns:am3d="http://schemas.microsoft.com/office/drawing/2017/model3d" xmlns:o="urn:schemas-microsoft-com:office:office" xmlns:oel="http://schemas.microsoft.com/office/2019/extlst" xmlns:r="http://schemas.openxmlformats.org/officeDocument/2006/relationships" xmlns:m="http://schemas.openxmlformats.org/officeDocument/2006/math" xmlns:v="urn:schemas-microsoft-com:vml" xmlns:wp14="http://schemas.microsoft.com/office/word/2010/wordprocessingDrawing" xmlns:wp="http://schemas.openxmlformats.org/drawingml/2006/wordprocessingDrawing" xmlns:w10="urn:schemas-microsoft-com:office:word" xmlns:w="http://schemas.openxmlformats.org/wordprocessingml/2006/main" xmlns:w14="http://schemas.microsoft.com/office/word/2010/wordml" xmlns:w15="http://schemas.microsoft.com/office/word/2012/wordml" xmlns:w16cex="http://schemas.microsoft.com/office/word/2018/wordml/cex" xmlns:w16cid="http://schemas.microsoft.com/office/word/2016/wordml/cid" xmlns:w16="http://schemas.microsoft.com/office/word/2018/wordml" xmlns:w16du="http://schemas.microsoft.com/office/word/2023/wordml/word16du" xmlns:w16sdtdh="http://schemas.microsoft.com/office/word/2020/wordml/sdtdatahash" xmlns:w16sdtfl="http://schemas.microsoft.com/office/word/2024/wordml/sdtformatlock" xmlns:w16se="http://schemas.microsoft.com/office/word/2015/wordml/symex" xmlns:wpg="http://schemas.microsoft.com/office/word/2010/wordprocessingGroup" xmlns:wpi="http://schemas.microsoft.com/office/word/2010/wordprocessingInk" xmlns:wne="http://schemas.microsoft.com/office/word/2006/wordml" xmlns:wps="http://schemas.microsoft.com/office/word/2010/wordprocessingShape" mc:Ignorable="w14 w15 w16se w16cid w16 w16cex w16sdtdh w16sdtfl w16du wp14">
   <w:p>
     <w:pPr>
       <w:pStyle w:val="Header"/>
@@ -9506,7 +9377,7 @@
 </file>
 
 <file path=word/numbering.xml><?xml version="1.0" encoding="utf-8"?>
-<w:numbering xmlns:wpc="http://schemas.microsoft.com/office/word/2010/wordprocessingCanvas" xmlns:cx="http://schemas.microsoft.com/office/drawing/2014/chartex" xmlns:cx1="http://schemas.microsoft.com/office/drawing/2015/9/8/chartex" xmlns:cx2="http://schemas.microsoft.com/office/drawing/2015/10/21/chartex" xmlns:cx3="http://schemas.microsoft.com/office/drawing/2016/5/9/chartex" xmlns:cx4="http://schemas.microsoft.com/office/drawing/2016/5/10/chartex" xmlns:cx5="http://schemas.microsoft.com/office/drawing/2016/5/11/chartex" xmlns:cx6="http://schemas.microsoft.com/office/drawing/2016/5/12/chartex" xmlns:cx7="http://schemas.microsoft.com/office/drawing/2016/5/13/chartex" xmlns:cx8="http://schemas.microsoft.com/office/drawing/2016/5/14/chartex" xmlns:mc="http://schemas.openxmlformats.org/markup-compatibility/2006" xmlns:aink="http://schemas.microsoft.com/office/drawing/2016/ink" xmlns:am3d="http://schemas.microsoft.com/office/drawing/2017/model3d" xmlns:o="urn:schemas-microsoft-com:office:office" xmlns:r="http://schemas.openxmlformats.org/officeDocument/2006/relationships" xmlns:m="http://schemas.openxmlformats.org/officeDocument/2006/math" xmlns:v="urn:schemas-microsoft-com:vml" xmlns:wp14="http://schemas.microsoft.com/office/word/2010/wordprocessingDrawing" xmlns:wp="http://schemas.openxmlformats.org/drawingml/2006/wordprocessingDrawing" xmlns:w10="urn:schemas-microsoft-com:office:word" xmlns:w="http://schemas.openxmlformats.org/wordprocessingml/2006/main" xmlns:w14="http://schemas.microsoft.com/office/word/2010/wordml" xmlns:w15="http://schemas.microsoft.com/office/word/2012/wordml" xmlns:w16cid="http://schemas.microsoft.com/office/word/2016/wordml/cid" xmlns:w16se="http://schemas.microsoft.com/office/word/2015/wordml/symex" xmlns:wpg="http://schemas.microsoft.com/office/word/2010/wordprocessingGroup" xmlns:wpi="http://schemas.microsoft.com/office/word/2010/wordprocessingInk" xmlns:wne="http://schemas.microsoft.com/office/word/2006/wordml" xmlns:wps="http://schemas.microsoft.com/office/word/2010/wordprocessingShape" mc:Ignorable="w14 w15 w16se w16cid wp14">
+<w:numbering xmlns:wpc="http://schemas.microsoft.com/office/word/2010/wordprocessingCanvas" xmlns:cx="http://schemas.microsoft.com/office/drawing/2014/chartex" xmlns:cx1="http://schemas.microsoft.com/office/drawing/2015/9/8/chartex" xmlns:cx2="http://schemas.microsoft.com/office/drawing/2015/10/21/chartex" xmlns:cx3="http://schemas.microsoft.com/office/drawing/2016/5/9/chartex" xmlns:cx4="http://schemas.microsoft.com/office/drawing/2016/5/10/chartex" xmlns:cx5="http://schemas.microsoft.com/office/drawing/2016/5/11/chartex" xmlns:cx6="http://schemas.microsoft.com/office/drawing/2016/5/12/chartex" xmlns:cx7="http://schemas.microsoft.com/office/drawing/2016/5/13/chartex" xmlns:cx8="http://schemas.microsoft.com/office/drawing/2016/5/14/chartex" xmlns:mc="http://schemas.openxmlformats.org/markup-compatibility/2006" xmlns:aink="http://schemas.microsoft.com/office/drawing/2016/ink" xmlns:am3d="http://schemas.microsoft.com/office/drawing/2017/model3d" xmlns:o="urn:schemas-microsoft-com:office:office" xmlns:oel="http://schemas.microsoft.com/office/2019/extlst" xmlns:r="http://schemas.openxmlformats.org/officeDocument/2006/relationships" xmlns:m="http://schemas.openxmlformats.org/officeDocument/2006/math" xmlns:v="urn:schemas-microsoft-com:vml" xmlns:wp14="http://schemas.microsoft.com/office/word/2010/wordprocessingDrawing" xmlns:wp="http://schemas.openxmlformats.org/drawingml/2006/wordprocessingDrawing" xmlns:w10="urn:schemas-microsoft-com:office:word" xmlns:w="http://schemas.openxmlformats.org/wordprocessingml/2006/main" xmlns:w14="http://schemas.microsoft.com/office/word/2010/wordml" xmlns:w15="http://schemas.microsoft.com/office/word/2012/wordml" xmlns:w16cex="http://schemas.microsoft.com/office/word/2018/wordml/cex" xmlns:w16cid="http://schemas.microsoft.com/office/word/2016/wordml/cid" xmlns:w16="http://schemas.microsoft.com/office/word/2018/wordml" xmlns:w16du="http://schemas.microsoft.com/office/word/2023/wordml/word16du" xmlns:w16sdtdh="http://schemas.microsoft.com/office/word/2020/wordml/sdtdatahash" xmlns:w16sdtfl="http://schemas.microsoft.com/office/word/2024/wordml/sdtformatlock" xmlns:w16se="http://schemas.microsoft.com/office/word/2015/wordml/symex" xmlns:wpg="http://schemas.microsoft.com/office/word/2010/wordprocessingGroup" xmlns:wpi="http://schemas.microsoft.com/office/word/2010/wordprocessingInk" xmlns:wne="http://schemas.microsoft.com/office/word/2006/wordml" xmlns:wps="http://schemas.microsoft.com/office/word/2010/wordprocessingShape" mc:Ignorable="w14 w15 w16se w16cid w16 w16cex w16sdtdh w16sdtfl w16du wp14">
   <w:abstractNum w:abstractNumId="0" w15:restartNumberingAfterBreak="0">
     <w:nsid w:val="08572587"/>
     <w:multiLevelType w:val="hybridMultilevel"/>
@@ -10089,25 +9960,25 @@
       </w:pPr>
     </w:lvl>
   </w:abstractNum>
-  <w:num w:numId="1">
+  <w:num w:numId="1" w16cid:durableId="1557857888">
     <w:abstractNumId w:val="5"/>
   </w:num>
-  <w:num w:numId="2">
+  <w:num w:numId="2" w16cid:durableId="1587223313">
     <w:abstractNumId w:val="2"/>
   </w:num>
-  <w:num w:numId="3">
+  <w:num w:numId="3" w16cid:durableId="768083739">
     <w:abstractNumId w:val="0"/>
   </w:num>
-  <w:num w:numId="4">
+  <w:num w:numId="4" w16cid:durableId="125706480">
     <w:abstractNumId w:val="4"/>
   </w:num>
-  <w:num w:numId="5">
+  <w:num w:numId="5" w16cid:durableId="1856579007">
     <w:abstractNumId w:val="1"/>
   </w:num>
-  <w:num w:numId="6">
+  <w:num w:numId="6" w16cid:durableId="216551609">
     <w:abstractNumId w:val="3"/>
   </w:num>
-  <w:num w:numId="7">
+  <w:num w:numId="7" w16cid:durableId="1115364194">
     <w:abstractNumId w:val="3"/>
     <w:lvlOverride w:ilvl="0">
       <w:startOverride w:val="1"/>
@@ -10142,7 +10013,7 @@
 </file>
 
 <file path=word/styles.xml><?xml version="1.0" encoding="utf-8"?>
-<w:styles xmlns:mc="http://schemas.openxmlformats.org/markup-compatibility/2006" xmlns:r="http://schemas.openxmlformats.org/officeDocument/2006/relationships" xmlns:w="http://schemas.openxmlformats.org/wordprocessingml/2006/main" xmlns:w14="http://schemas.microsoft.com/office/word/2010/wordml" xmlns:w15="http://schemas.microsoft.com/office/word/2012/wordml" xmlns:w16cid="http://schemas.microsoft.com/office/word/2016/wordml/cid" xmlns:w16se="http://schemas.microsoft.com/office/word/2015/wordml/symex" mc:Ignorable="w14 w15 w16se w16cid">
+<w:styles xmlns:mc="http://schemas.openxmlformats.org/markup-compatibility/2006" xmlns:r="http://schemas.openxmlformats.org/officeDocument/2006/relationships" xmlns:w="http://schemas.openxmlformats.org/wordprocessingml/2006/main" xmlns:w14="http://schemas.microsoft.com/office/word/2010/wordml" xmlns:w15="http://schemas.microsoft.com/office/word/2012/wordml" xmlns:w16cex="http://schemas.microsoft.com/office/word/2018/wordml/cex" xmlns:w16cid="http://schemas.microsoft.com/office/word/2016/wordml/cid" xmlns:w16="http://schemas.microsoft.com/office/word/2018/wordml" xmlns:w16du="http://schemas.microsoft.com/office/word/2023/wordml/word16du" xmlns:w16sdtdh="http://schemas.microsoft.com/office/word/2020/wordml/sdtdatahash" xmlns:w16sdtfl="http://schemas.microsoft.com/office/word/2024/wordml/sdtformatlock" xmlns:w16se="http://schemas.microsoft.com/office/word/2015/wordml/symex" mc:Ignorable="w14 w15 w16se w16cid w16 w16cex w16sdtdh w16sdtfl w16du">
   <w:docDefaults>
     <w:rPrDefault>
       <w:rPr>
@@ -10158,7 +10029,7 @@
       </w:pPr>
     </w:pPrDefault>
   </w:docDefaults>
-  <w:latentStyles w:defLockedState="0" w:defUIPriority="99" w:defSemiHidden="0" w:defUnhideWhenUsed="0" w:defQFormat="0" w:count="375">
+  <w:latentStyles w:defLockedState="0" w:defUIPriority="99" w:defSemiHidden="0" w:defUnhideWhenUsed="0" w:defQFormat="0" w:count="376">
     <w:lsdException w:name="Normal" w:uiPriority="0" w:qFormat="1"/>
     <w:lsdException w:name="heading 1" w:uiPriority="9" w:qFormat="1"/>
     <w:lsdException w:name="heading 2" w:semiHidden="1" w:uiPriority="9" w:unhideWhenUsed="1" w:qFormat="1"/>
@@ -10534,6 +10405,7 @@
     <w:lsdException w:name="Smart Hyperlink" w:semiHidden="1" w:unhideWhenUsed="1"/>
     <w:lsdException w:name="Hashtag" w:semiHidden="1" w:unhideWhenUsed="1"/>
     <w:lsdException w:name="Unresolved Mention" w:semiHidden="1" w:unhideWhenUsed="1"/>
+    <w:lsdException w:name="Smart Link" w:semiHidden="1" w:unhideWhenUsed="1"/>
   </w:latentStyles>
   <w:style w:type="paragraph" w:default="1" w:styleId="Normal">
     <w:name w:val="Normal"/>
@@ -11632,6 +11504,18 @@
       <w:shd w:val="clear" w:color="auto" w:fill="FFFFFF"/>
     </w:rPr>
   </w:style>
+  <w:style w:type="character" w:styleId="UnresolvedMention">
+    <w:name w:val="Unresolved Mention"/>
+    <w:basedOn w:val="DefaultParagraphFont"/>
+    <w:uiPriority w:val="99"/>
+    <w:semiHidden/>
+    <w:unhideWhenUsed/>
+    <w:rsid w:val="00113F9F"/>
+    <w:rPr>
+      <w:color w:val="605E5C"/>
+      <w:shd w:val="clear" w:color="auto" w:fill="E1DFDD"/>
+    </w:rPr>
+  </w:style>
 </w:styles>
 </file>
 
